--- a/backend-google-docs/16-testing-backend.docx
+++ b/backend-google-docs/16-testing-backend.docx
@@ -2181,7 +2181,7 @@
       </w:pPr>
       <w:r>
         <w:rPr/>
-        <w:t>🎯 From Your Resume</w:t>
+        <w:t>🟢 More Basics</w:t>
       </w:r>
     </w:p>
     <w:p>
@@ -2201,7 +2201,1708 @@
           <w:color w:val="1F3A5F"/>
           <w:sz w:val="24"/>
         </w:rPr>
-        <w:t>Q16. "What backend testing standards did you introduce?"</w:t>
+        <w:t>Q16. What are test doubles: mocks, stubs, fakes and spies?</w:t>
+      </w:r>
+      <w:r>
+        <w:rPr>
+          <w:color w:val="1F3A5F"/>
+          <w:sz w:val="24"/>
+        </w:rPr>
+      </w:r>
+    </w:p>
+    <w:p>
+      <w:r>
+        <w:rPr/>
+      </w:r>
+      <w:r>
+        <w:rPr>
+          <w:b/>
+        </w:rPr>
+        <w:t>Short answer:</w:t>
+      </w:r>
+      <w:r>
+        <w:rPr/>
+        <w:t xml:space="preserve"> Stubs return canned answers, mocks also verify calls, fakes are working lightweight implementations (in-memory repository), spies record calls on real objects.</w:t>
+      </w:r>
+    </w:p>
+    <w:p>
+      <w:r>
+        <w:rPr/>
+      </w:r>
+      <w:r>
+        <w:rPr>
+          <w:b/>
+        </w:rPr>
+        <w:t>Explanation:</w:t>
+      </w:r>
+      <w:r>
+        <w:rPr/>
+        <w:t xml:space="preserve"> Fakes often give the most realistic, least brittle tests.</w:t>
+      </w:r>
+    </w:p>
+    <w:p>
+      <w:r>
+        <w:rPr/>
+      </w:r>
+      <w:r>
+        <w:rPr>
+          <w:b/>
+        </w:rPr>
+        <w:t>Example:</w:t>
+      </w:r>
+      <w:r>
+        <w:rPr/>
+        <w:t xml:space="preserve"> An in-memory </w:t>
+      </w:r>
+      <w:r>
+        <w:rPr>
+          <w:rFonts w:ascii="Courier New" w:hAnsi="Courier New"/>
+          <w:color w:val="B42318"/>
+          <w:sz w:val="20"/>
+        </w:rPr>
+        <w:t>FakeEmailSender</w:t>
+      </w:r>
+      <w:r>
+        <w:rPr/>
+        <w:t xml:space="preserve"> that stores sent messages for assertions.</w:t>
+      </w:r>
+    </w:p>
+    <w:p>
+      <w:r>
+        <w:rPr/>
+      </w:r>
+      <w:r>
+        <w:rPr>
+          <w:b/>
+        </w:rPr>
+        <w:t>Say it like this:</w:t>
+      </w:r>
+      <w:r>
+        <w:rPr/>
+        <w:t xml:space="preserve"> "I prefer fakes over heavy mocking, because they behave like the real thing and don't break on refactors."</w:t>
+      </w:r>
+    </w:p>
+    <w:p>
+      <w:pPr>
+        <w:pBdr>
+          <w:bottom w:val="single" w:sz="6" w:space="1" w:color="BFC7D5"/>
+        </w:pBdr>
+      </w:pPr>
+    </w:p>
+    <w:p>
+      <w:pPr>
+        <w:keepNext/>
+        <w:spacing w:before="200"/>
+      </w:pPr>
+      <w:r>
+        <w:rPr>
+          <w:color w:val="1F3A5F"/>
+          <w:sz w:val="24"/>
+        </w:rPr>
+      </w:r>
+      <w:r>
+        <w:rPr>
+          <w:b/>
+          <w:color w:val="1F3A5F"/>
+          <w:sz w:val="24"/>
+        </w:rPr>
+        <w:t>Q17. What is TDD, and do you use it?</w:t>
+      </w:r>
+      <w:r>
+        <w:rPr>
+          <w:color w:val="1F3A5F"/>
+          <w:sz w:val="24"/>
+        </w:rPr>
+      </w:r>
+    </w:p>
+    <w:p>
+      <w:r>
+        <w:rPr/>
+      </w:r>
+      <w:r>
+        <w:rPr>
+          <w:b/>
+        </w:rPr>
+        <w:t>Short answer:</w:t>
+      </w:r>
+      <w:r>
+        <w:rPr/>
+        <w:t xml:space="preserve"> Test-driven development: write a failing test, make it pass, refactor. It's especially useful for business rules and bug fixes.</w:t>
+      </w:r>
+    </w:p>
+    <w:p>
+      <w:r>
+        <w:rPr/>
+      </w:r>
+      <w:r>
+        <w:rPr>
+          <w:b/>
+        </w:rPr>
+        <w:t>Explanation:</w:t>
+      </w:r>
+      <w:r>
+        <w:rPr/>
+        <w:t xml:space="preserve"> At minimum, write the regression test first for bugs.</w:t>
+      </w:r>
+    </w:p>
+    <w:p>
+      <w:r>
+        <w:rPr/>
+      </w:r>
+      <w:r>
+        <w:rPr>
+          <w:b/>
+        </w:rPr>
+        <w:t>Example:</w:t>
+      </w:r>
+      <w:r>
+        <w:rPr/>
+        <w:t xml:space="preserve"> A failing test for "score above 100 is rejected" before adding validation.</w:t>
+      </w:r>
+    </w:p>
+    <w:p>
+      <w:r>
+        <w:rPr/>
+      </w:r>
+      <w:r>
+        <w:rPr>
+          <w:b/>
+        </w:rPr>
+        <w:t>Say it like this:</w:t>
+      </w:r>
+      <w:r>
+        <w:rPr/>
+        <w:t xml:space="preserve"> "I use TDD for logic and always for bug fixes: reproduce with a test first, then fix."</w:t>
+      </w:r>
+    </w:p>
+    <w:p>
+      <w:pPr>
+        <w:pBdr>
+          <w:bottom w:val="single" w:sz="6" w:space="1" w:color="BFC7D5"/>
+        </w:pBdr>
+      </w:pPr>
+    </w:p>
+    <w:p>
+      <w:pPr>
+        <w:keepNext/>
+        <w:spacing w:before="200"/>
+      </w:pPr>
+      <w:r>
+        <w:rPr>
+          <w:color w:val="1F3A5F"/>
+          <w:sz w:val="24"/>
+        </w:rPr>
+      </w:r>
+      <w:r>
+        <w:rPr>
+          <w:b/>
+          <w:color w:val="1F3A5F"/>
+          <w:sz w:val="24"/>
+        </w:rPr>
+        <w:t>Q18. What is the Arrange-Act-Assert pattern?</w:t>
+      </w:r>
+      <w:r>
+        <w:rPr>
+          <w:color w:val="1F3A5F"/>
+          <w:sz w:val="24"/>
+        </w:rPr>
+      </w:r>
+    </w:p>
+    <w:p>
+      <w:r>
+        <w:rPr/>
+      </w:r>
+      <w:r>
+        <w:rPr>
+          <w:b/>
+        </w:rPr>
+        <w:t>Short answer:</w:t>
+      </w:r>
+      <w:r>
+        <w:rPr/>
+        <w:t xml:space="preserve"> Set up data, perform one action, check the outcome, keeping each test focused and readable.</w:t>
+      </w:r>
+    </w:p>
+    <w:p>
+      <w:r>
+        <w:rPr/>
+      </w:r>
+      <w:r>
+        <w:rPr>
+          <w:b/>
+        </w:rPr>
+        <w:t>Explanation:</w:t>
+      </w:r>
+      <w:r>
+        <w:rPr/>
+        <w:t xml:space="preserve"> One behaviour per test.</w:t>
+      </w:r>
+    </w:p>
+    <w:p>
+      <w:r>
+        <w:rPr/>
+      </w:r>
+      <w:r>
+        <w:rPr>
+          <w:b/>
+        </w:rPr>
+        <w:t>Example:</w:t>
+      </w:r>
+      <w:r>
+        <w:rPr/>
+        <w:t xml:space="preserve"> Arrange a draft scorecard → act: finalise → assert status is final and audit entry exists.</w:t>
+      </w:r>
+    </w:p>
+    <w:p>
+      <w:r>
+        <w:rPr/>
+      </w:r>
+      <w:r>
+        <w:rPr>
+          <w:b/>
+        </w:rPr>
+        <w:t>Say it like this:</w:t>
+      </w:r>
+      <w:r>
+        <w:rPr/>
+        <w:t xml:space="preserve"> "Every test reads as setup, action, check, so failures are easy to understand."</w:t>
+      </w:r>
+    </w:p>
+    <w:p>
+      <w:pPr>
+        <w:pBdr>
+          <w:bottom w:val="single" w:sz="6" w:space="1" w:color="BFC7D5"/>
+        </w:pBdr>
+      </w:pPr>
+    </w:p>
+    <w:p>
+      <w:pPr>
+        <w:keepNext/>
+        <w:spacing w:before="200"/>
+      </w:pPr>
+      <w:r>
+        <w:rPr>
+          <w:color w:val="1F3A5F"/>
+          <w:sz w:val="24"/>
+        </w:rPr>
+      </w:r>
+      <w:r>
+        <w:rPr>
+          <w:b/>
+          <w:color w:val="1F3A5F"/>
+          <w:sz w:val="24"/>
+        </w:rPr>
+        <w:t>Q19. How do you test time-dependent code?</w:t>
+      </w:r>
+      <w:r>
+        <w:rPr>
+          <w:color w:val="1F3A5F"/>
+          <w:sz w:val="24"/>
+        </w:rPr>
+      </w:r>
+    </w:p>
+    <w:p>
+      <w:r>
+        <w:rPr/>
+      </w:r>
+      <w:r>
+        <w:rPr>
+          <w:b/>
+        </w:rPr>
+        <w:t>Short answer:</w:t>
+      </w:r>
+      <w:r>
+        <w:rPr/>
+        <w:t xml:space="preserve"> Inject a clock or use fake timers and time-freezing libraries (</w:t>
+      </w:r>
+      <w:r>
+        <w:rPr>
+          <w:rFonts w:ascii="Courier New" w:hAnsi="Courier New"/>
+          <w:color w:val="B42318"/>
+          <w:sz w:val="20"/>
+        </w:rPr>
+        <w:t>vi.useFakeTimers</w:t>
+      </w:r>
+      <w:r>
+        <w:rPr/>
+        <w:t xml:space="preserve">, </w:t>
+      </w:r>
+      <w:r>
+        <w:rPr>
+          <w:rFonts w:ascii="Courier New" w:hAnsi="Courier New"/>
+          <w:color w:val="B42318"/>
+          <w:sz w:val="20"/>
+        </w:rPr>
+        <w:t>freezegun</w:t>
+      </w:r>
+      <w:r>
+        <w:rPr/>
+        <w:t>).</w:t>
+      </w:r>
+    </w:p>
+    <w:p>
+      <w:r>
+        <w:rPr/>
+      </w:r>
+      <w:r>
+        <w:rPr>
+          <w:b/>
+        </w:rPr>
+        <w:t>Explanation:</w:t>
+      </w:r>
+      <w:r>
+        <w:rPr/>
+        <w:t xml:space="preserve"> Never rely on real time or sleeps in tests.</w:t>
+      </w:r>
+    </w:p>
+    <w:p>
+      <w:r>
+        <w:rPr/>
+      </w:r>
+      <w:r>
+        <w:rPr>
+          <w:b/>
+        </w:rPr>
+        <w:t>Example:</w:t>
+      </w:r>
+      <w:r>
+        <w:rPr/>
+        <w:t xml:space="preserve"> </w:t>
+      </w:r>
+      <w:r>
+        <w:rPr>
+          <w:rFonts w:ascii="Courier New" w:hAnsi="Courier New"/>
+          <w:color w:val="B42318"/>
+          <w:sz w:val="20"/>
+        </w:rPr>
+        <w:t>@freeze_time("2026-03-01")</w:t>
+      </w:r>
+      <w:r>
+        <w:rPr/>
+        <w:t xml:space="preserve"> to test monthly report boundaries.</w:t>
+      </w:r>
+    </w:p>
+    <w:p>
+      <w:r>
+        <w:rPr/>
+      </w:r>
+      <w:r>
+        <w:rPr>
+          <w:b/>
+        </w:rPr>
+        <w:t>Say it like this:</w:t>
+      </w:r>
+      <w:r>
+        <w:rPr/>
+        <w:t xml:space="preserve"> "Time is a dependency, so tests control it instead of waiting for it."</w:t>
+      </w:r>
+    </w:p>
+    <w:p>
+      <w:pPr>
+        <w:pBdr>
+          <w:bottom w:val="single" w:sz="6" w:space="1" w:color="BFC7D5"/>
+        </w:pBdr>
+      </w:pPr>
+    </w:p>
+    <w:p>
+      <w:pPr>
+        <w:keepNext/>
+        <w:spacing w:before="200"/>
+      </w:pPr>
+      <w:r>
+        <w:rPr>
+          <w:color w:val="1F3A5F"/>
+          <w:sz w:val="24"/>
+        </w:rPr>
+      </w:r>
+      <w:r>
+        <w:rPr>
+          <w:b/>
+          <w:color w:val="1F3A5F"/>
+          <w:sz w:val="24"/>
+        </w:rPr>
+        <w:t>Q20. What makes a test suite trustworthy?</w:t>
+      </w:r>
+      <w:r>
+        <w:rPr>
+          <w:color w:val="1F3A5F"/>
+          <w:sz w:val="24"/>
+        </w:rPr>
+      </w:r>
+    </w:p>
+    <w:p>
+      <w:r>
+        <w:rPr/>
+      </w:r>
+      <w:r>
+        <w:rPr>
+          <w:b/>
+        </w:rPr>
+        <w:t>Short answer:</w:t>
+      </w:r>
+      <w:r>
+        <w:rPr/>
+        <w:t xml:space="preserve"> Tests are deterministic, fast enough to run often, test real behaviour, fail for real bugs, and are maintained like production code.</w:t>
+      </w:r>
+    </w:p>
+    <w:p>
+      <w:r>
+        <w:rPr/>
+      </w:r>
+      <w:r>
+        <w:rPr>
+          <w:b/>
+        </w:rPr>
+        <w:t>Explanation:</w:t>
+      </w:r>
+      <w:r>
+        <w:rPr/>
+        <w:t xml:space="preserve"> Flaky or slow suites get ignored.</w:t>
+      </w:r>
+    </w:p>
+    <w:p>
+      <w:r>
+        <w:rPr/>
+      </w:r>
+      <w:r>
+        <w:rPr>
+          <w:b/>
+        </w:rPr>
+        <w:t>Example:</w:t>
+      </w:r>
+      <w:r>
+        <w:rPr/>
+        <w:t xml:space="preserve"> CI is required, green on main, and under 10 minutes.</w:t>
+      </w:r>
+    </w:p>
+    <w:p>
+      <w:r>
+        <w:rPr/>
+      </w:r>
+      <w:r>
+        <w:rPr>
+          <w:b/>
+        </w:rPr>
+        <w:t>Say it like this:</w:t>
+      </w:r>
+      <w:r>
+        <w:rPr/>
+        <w:t xml:space="preserve"> "A suite people trust is fast, deterministic and catches real bugs; anything else gets skipped."</w:t>
+      </w:r>
+    </w:p>
+    <w:p>
+      <w:pPr>
+        <w:pBdr>
+          <w:bottom w:val="single" w:sz="6" w:space="1" w:color="BFC7D5"/>
+        </w:pBdr>
+      </w:pPr>
+    </w:p>
+    <w:p>
+      <w:pPr>
+        <w:pStyle w:val="Heading2"/>
+        <w:pBdr>
+          <w:bottom w:val="single" w:sz="6" w:space="1" w:color="BFC7D5"/>
+        </w:pBdr>
+      </w:pPr>
+      <w:r>
+        <w:rPr/>
+        <w:t>🟡 More Intermediate</w:t>
+      </w:r>
+    </w:p>
+    <w:p>
+      <w:pPr>
+        <w:keepNext/>
+        <w:spacing w:before="200"/>
+      </w:pPr>
+      <w:r>
+        <w:rPr>
+          <w:color w:val="1F3A5F"/>
+          <w:sz w:val="24"/>
+        </w:rPr>
+      </w:r>
+      <w:r>
+        <w:rPr>
+          <w:b/>
+          <w:color w:val="1F3A5F"/>
+          <w:sz w:val="24"/>
+        </w:rPr>
+        <w:t>Q21. How do you test database transactions and rollbacks?</w:t>
+      </w:r>
+      <w:r>
+        <w:rPr>
+          <w:color w:val="1F3A5F"/>
+          <w:sz w:val="24"/>
+        </w:rPr>
+      </w:r>
+    </w:p>
+    <w:p>
+      <w:r>
+        <w:rPr/>
+      </w:r>
+      <w:r>
+        <w:rPr>
+          <w:b/>
+        </w:rPr>
+        <w:t>Short answer:</w:t>
+      </w:r>
+      <w:r>
+        <w:rPr/>
+        <w:t xml:space="preserve"> Trigger a failure mid-operation (fake dependency that throws) and assert nothing was partially saved.</w:t>
+      </w:r>
+    </w:p>
+    <w:p>
+      <w:r>
+        <w:rPr/>
+      </w:r>
+      <w:r>
+        <w:rPr>
+          <w:b/>
+        </w:rPr>
+        <w:t>Explanation:</w:t>
+      </w:r>
+      <w:r>
+        <w:rPr/>
+        <w:t xml:space="preserve"> Proves atomicity of multi-step operations.</w:t>
+      </w:r>
+    </w:p>
+    <w:p>
+      <w:r>
+        <w:rPr/>
+      </w:r>
+      <w:r>
+        <w:rPr>
+          <w:b/>
+        </w:rPr>
+        <w:t>Example:</w:t>
+      </w:r>
+      <w:r>
+        <w:rPr/>
+        <w:t xml:space="preserve"> Audit insert fails → assert scorecard status is still draft.</w:t>
+      </w:r>
+    </w:p>
+    <w:p>
+      <w:r>
+        <w:rPr/>
+      </w:r>
+      <w:r>
+        <w:rPr>
+          <w:b/>
+        </w:rPr>
+        <w:t>Say it like this:</w:t>
+      </w:r>
+      <w:r>
+        <w:rPr/>
+        <w:t xml:space="preserve"> "I force a failure in the middle and check that the database shows no half-finished state."</w:t>
+      </w:r>
+    </w:p>
+    <w:p>
+      <w:pPr>
+        <w:pBdr>
+          <w:bottom w:val="single" w:sz="6" w:space="1" w:color="BFC7D5"/>
+        </w:pBdr>
+      </w:pPr>
+    </w:p>
+    <w:p>
+      <w:pPr>
+        <w:keepNext/>
+        <w:spacing w:before="200"/>
+      </w:pPr>
+      <w:r>
+        <w:rPr>
+          <w:color w:val="1F3A5F"/>
+          <w:sz w:val="24"/>
+        </w:rPr>
+      </w:r>
+      <w:r>
+        <w:rPr>
+          <w:b/>
+          <w:color w:val="1F3A5F"/>
+          <w:sz w:val="24"/>
+        </w:rPr>
+        <w:t>Q22. How do you test concurrency and race conditions?</w:t>
+      </w:r>
+      <w:r>
+        <w:rPr>
+          <w:color w:val="1F3A5F"/>
+          <w:sz w:val="24"/>
+        </w:rPr>
+      </w:r>
+    </w:p>
+    <w:p>
+      <w:r>
+        <w:rPr/>
+      </w:r>
+      <w:r>
+        <w:rPr>
+          <w:b/>
+        </w:rPr>
+        <w:t>Short answer:</w:t>
+      </w:r>
+      <w:r>
+        <w:rPr/>
+        <w:t xml:space="preserve"> Run the operation concurrently (e.g. 20 parallel requests) against a real database and assert invariants hold.</w:t>
+      </w:r>
+    </w:p>
+    <w:p>
+      <w:r>
+        <w:rPr/>
+      </w:r>
+      <w:r>
+        <w:rPr>
+          <w:b/>
+        </w:rPr>
+        <w:t>Explanation:</w:t>
+      </w:r>
+      <w:r>
+        <w:rPr/>
+        <w:t xml:space="preserve"> Races rarely show up in single-threaded tests.</w:t>
+      </w:r>
+    </w:p>
+    <w:p>
+      <w:r>
+        <w:rPr/>
+      </w:r>
+      <w:r>
+        <w:rPr>
+          <w:b/>
+        </w:rPr>
+        <w:t>Example:</w:t>
+      </w:r>
+      <w:r>
+        <w:rPr/>
+        <w:t xml:space="preserve"> 20 reviewers claim the same call concurrently → exactly one succeeds.</w:t>
+      </w:r>
+    </w:p>
+    <w:p>
+      <w:r>
+        <w:rPr/>
+      </w:r>
+      <w:r>
+        <w:rPr>
+          <w:b/>
+        </w:rPr>
+        <w:t>Say it like this:</w:t>
+      </w:r>
+      <w:r>
+        <w:rPr/>
+        <w:t xml:space="preserve"> "For claim or stock logic, I hammer it in parallel in a test and check the invariant."</w:t>
+      </w:r>
+    </w:p>
+    <w:p>
+      <w:pPr>
+        <w:pBdr>
+          <w:bottom w:val="single" w:sz="6" w:space="1" w:color="BFC7D5"/>
+        </w:pBdr>
+      </w:pPr>
+    </w:p>
+    <w:p>
+      <w:pPr>
+        <w:keepNext/>
+        <w:spacing w:before="200"/>
+      </w:pPr>
+      <w:r>
+        <w:rPr>
+          <w:color w:val="1F3A5F"/>
+          <w:sz w:val="24"/>
+        </w:rPr>
+      </w:r>
+      <w:r>
+        <w:rPr>
+          <w:b/>
+          <w:color w:val="1F3A5F"/>
+          <w:sz w:val="24"/>
+        </w:rPr>
+        <w:t>Q23. What is snapshot testing, and when is it useful on the backend?</w:t>
+      </w:r>
+      <w:r>
+        <w:rPr>
+          <w:color w:val="1F3A5F"/>
+          <w:sz w:val="24"/>
+        </w:rPr>
+      </w:r>
+    </w:p>
+    <w:p>
+      <w:r>
+        <w:rPr/>
+      </w:r>
+      <w:r>
+        <w:rPr>
+          <w:b/>
+        </w:rPr>
+        <w:t>Short answer:</w:t>
+      </w:r>
+      <w:r>
+        <w:rPr/>
+        <w:t xml:space="preserve"> Comparing output to a saved snapshot; useful for API response shapes, generated SQL or schema outputs, but risky if snapshots are approved blindly.</w:t>
+      </w:r>
+    </w:p>
+    <w:p>
+      <w:r>
+        <w:rPr/>
+      </w:r>
+      <w:r>
+        <w:rPr>
+          <w:b/>
+        </w:rPr>
+        <w:t>Explanation:</w:t>
+      </w:r>
+      <w:r>
+        <w:rPr/>
+        <w:t xml:space="preserve"> Keep snapshots small and reviewed.</w:t>
+      </w:r>
+    </w:p>
+    <w:p>
+      <w:r>
+        <w:rPr/>
+      </w:r>
+      <w:r>
+        <w:rPr>
+          <w:b/>
+        </w:rPr>
+        <w:t>Example:</w:t>
+      </w:r>
+      <w:r>
+        <w:rPr/>
+        <w:t xml:space="preserve"> Snapshot of the GraphQL schema to catch unintended changes.</w:t>
+      </w:r>
+    </w:p>
+    <w:p>
+      <w:r>
+        <w:rPr/>
+      </w:r>
+      <w:r>
+        <w:rPr>
+          <w:b/>
+        </w:rPr>
+        <w:t>Say it like this:</w:t>
+      </w:r>
+      <w:r>
+        <w:rPr/>
+        <w:t xml:space="preserve"> "Snapshots are good for detecting change, as long as reviewers actually read the diff."</w:t>
+      </w:r>
+    </w:p>
+    <w:p>
+      <w:pPr>
+        <w:pBdr>
+          <w:bottom w:val="single" w:sz="6" w:space="1" w:color="BFC7D5"/>
+        </w:pBdr>
+      </w:pPr>
+    </w:p>
+    <w:p>
+      <w:pPr>
+        <w:keepNext/>
+        <w:spacing w:before="200"/>
+      </w:pPr>
+      <w:r>
+        <w:rPr>
+          <w:color w:val="1F3A5F"/>
+          <w:sz w:val="24"/>
+        </w:rPr>
+      </w:r>
+      <w:r>
+        <w:rPr>
+          <w:b/>
+          <w:color w:val="1F3A5F"/>
+          <w:sz w:val="24"/>
+        </w:rPr>
+        <w:t>Q24. How do you test API error handling?</w:t>
+      </w:r>
+      <w:r>
+        <w:rPr>
+          <w:color w:val="1F3A5F"/>
+          <w:sz w:val="24"/>
+        </w:rPr>
+      </w:r>
+    </w:p>
+    <w:p>
+      <w:r>
+        <w:rPr/>
+      </w:r>
+      <w:r>
+        <w:rPr>
+          <w:b/>
+        </w:rPr>
+        <w:t>Short answer:</w:t>
+      </w:r>
+      <w:r>
+        <w:rPr/>
+        <w:t xml:space="preserve"> Assert status codes and error format for invalid input, missing auth, forbidden access, not found, conflicts and downstream failures.</w:t>
+      </w:r>
+    </w:p>
+    <w:p>
+      <w:r>
+        <w:rPr/>
+      </w:r>
+      <w:r>
+        <w:rPr>
+          <w:b/>
+        </w:rPr>
+        <w:t>Explanation:</w:t>
+      </w:r>
+      <w:r>
+        <w:rPr/>
+        <w:t xml:space="preserve"> Error paths are where users and attackers spend time.</w:t>
+      </w:r>
+    </w:p>
+    <w:p>
+      <w:r>
+        <w:rPr/>
+      </w:r>
+      <w:r>
+        <w:rPr>
+          <w:b/>
+        </w:rPr>
+        <w:t>Example:</w:t>
+      </w:r>
+      <w:r>
+        <w:rPr/>
+        <w:t xml:space="preserve"> Downstream timeout → API returns 503 with </w:t>
+      </w:r>
+      <w:r>
+        <w:rPr>
+          <w:rFonts w:ascii="Courier New" w:hAnsi="Courier New"/>
+          <w:color w:val="B42318"/>
+          <w:sz w:val="20"/>
+        </w:rPr>
+        <w:t>retryable: true</w:t>
+      </w:r>
+      <w:r>
+        <w:rPr/>
+        <w:t>.</w:t>
+      </w:r>
+    </w:p>
+    <w:p>
+      <w:r>
+        <w:rPr/>
+      </w:r>
+      <w:r>
+        <w:rPr>
+          <w:b/>
+        </w:rPr>
+        <w:t>Say it like this:</w:t>
+      </w:r>
+      <w:r>
+        <w:rPr/>
+        <w:t xml:space="preserve"> "Every endpoint is tested for how it fails, not just how it succeeds."</w:t>
+      </w:r>
+    </w:p>
+    <w:p>
+      <w:pPr>
+        <w:pBdr>
+          <w:bottom w:val="single" w:sz="6" w:space="1" w:color="BFC7D5"/>
+        </w:pBdr>
+      </w:pPr>
+    </w:p>
+    <w:p>
+      <w:pPr>
+        <w:keepNext/>
+        <w:spacing w:before="200"/>
+      </w:pPr>
+      <w:r>
+        <w:rPr>
+          <w:color w:val="1F3A5F"/>
+          <w:sz w:val="24"/>
+        </w:rPr>
+      </w:r>
+      <w:r>
+        <w:rPr>
+          <w:b/>
+          <w:color w:val="1F3A5F"/>
+          <w:sz w:val="24"/>
+        </w:rPr>
+        <w:t>Q25. What is mutation testing?</w:t>
+      </w:r>
+      <w:r>
+        <w:rPr>
+          <w:color w:val="1F3A5F"/>
+          <w:sz w:val="24"/>
+        </w:rPr>
+      </w:r>
+    </w:p>
+    <w:p>
+      <w:r>
+        <w:rPr/>
+      </w:r>
+      <w:r>
+        <w:rPr>
+          <w:b/>
+        </w:rPr>
+        <w:t>Short answer:</w:t>
+      </w:r>
+      <w:r>
+        <w:rPr/>
+        <w:t xml:space="preserve"> Tools make small changes to your code (mutants) and check that tests fail; surviving mutants reveal weak tests.</w:t>
+      </w:r>
+    </w:p>
+    <w:p>
+      <w:r>
+        <w:rPr/>
+      </w:r>
+      <w:r>
+        <w:rPr>
+          <w:b/>
+        </w:rPr>
+        <w:t>Explanation:</w:t>
+      </w:r>
+      <w:r>
+        <w:rPr/>
+        <w:t xml:space="preserve"> Expensive; use on critical modules.</w:t>
+      </w:r>
+    </w:p>
+    <w:p>
+      <w:r>
+        <w:rPr/>
+      </w:r>
+      <w:r>
+        <w:rPr>
+          <w:b/>
+        </w:rPr>
+        <w:t>Example:</w:t>
+      </w:r>
+      <w:r>
+        <w:rPr/>
+        <w:t xml:space="preserve"> Stryker on the scoring module found tests that didn't check rounding.</w:t>
+      </w:r>
+    </w:p>
+    <w:p>
+      <w:r>
+        <w:rPr/>
+      </w:r>
+      <w:r>
+        <w:rPr>
+          <w:b/>
+        </w:rPr>
+        <w:t>Say it like this:</w:t>
+      </w:r>
+      <w:r>
+        <w:rPr/>
+        <w:t xml:space="preserve"> "Mutation testing measures whether tests actually catch bugs, which coverage alone can't tell you."</w:t>
+      </w:r>
+    </w:p>
+    <w:p>
+      <w:pPr>
+        <w:pBdr>
+          <w:bottom w:val="single" w:sz="6" w:space="1" w:color="BFC7D5"/>
+        </w:pBdr>
+      </w:pPr>
+    </w:p>
+    <w:p>
+      <w:pPr>
+        <w:keepNext/>
+        <w:spacing w:before="200"/>
+      </w:pPr>
+      <w:r>
+        <w:rPr>
+          <w:color w:val="1F3A5F"/>
+          <w:sz w:val="24"/>
+        </w:rPr>
+      </w:r>
+      <w:r>
+        <w:rPr>
+          <w:b/>
+          <w:color w:val="1F3A5F"/>
+          <w:sz w:val="24"/>
+        </w:rPr>
+        <w:t>Q26. How do you test with realistic data safely?</w:t>
+      </w:r>
+      <w:r>
+        <w:rPr>
+          <w:color w:val="1F3A5F"/>
+          <w:sz w:val="24"/>
+        </w:rPr>
+      </w:r>
+    </w:p>
+    <w:p>
+      <w:r>
+        <w:rPr/>
+      </w:r>
+      <w:r>
+        <w:rPr>
+          <w:b/>
+        </w:rPr>
+        <w:t>Short answer:</w:t>
+      </w:r>
+      <w:r>
+        <w:rPr/>
+        <w:t xml:space="preserve"> Generate synthetic data or anonymise production data (masking PHI), never copy real sensitive data into test environments.</w:t>
+      </w:r>
+    </w:p>
+    <w:p>
+      <w:r>
+        <w:rPr/>
+      </w:r>
+      <w:r>
+        <w:rPr>
+          <w:b/>
+        </w:rPr>
+        <w:t>Explanation:</w:t>
+      </w:r>
+      <w:r>
+        <w:rPr/>
+        <w:t xml:space="preserve"> Healthcare data in test systems is a compliance risk.</w:t>
+      </w:r>
+    </w:p>
+    <w:p>
+      <w:r>
+        <w:rPr/>
+      </w:r>
+      <w:r>
+        <w:rPr>
+          <w:b/>
+        </w:rPr>
+        <w:t>Example:</w:t>
+      </w:r>
+      <w:r>
+        <w:rPr/>
+        <w:t xml:space="preserve"> Faker-generated patients and transcripts with realistic distributions.</w:t>
+      </w:r>
+    </w:p>
+    <w:p>
+      <w:r>
+        <w:rPr/>
+      </w:r>
+      <w:r>
+        <w:rPr>
+          <w:b/>
+        </w:rPr>
+        <w:t>Say it like this:</w:t>
+      </w:r>
+      <w:r>
+        <w:rPr/>
+        <w:t xml:space="preserve"> "Test data is synthetic or properly anonymised; real patient data never leaves production."</w:t>
+      </w:r>
+    </w:p>
+    <w:p>
+      <w:pPr>
+        <w:pBdr>
+          <w:bottom w:val="single" w:sz="6" w:space="1" w:color="BFC7D5"/>
+        </w:pBdr>
+      </w:pPr>
+    </w:p>
+    <w:p>
+      <w:pPr>
+        <w:keepNext/>
+        <w:spacing w:before="200"/>
+      </w:pPr>
+      <w:r>
+        <w:rPr>
+          <w:color w:val="1F3A5F"/>
+          <w:sz w:val="24"/>
+        </w:rPr>
+      </w:r>
+      <w:r>
+        <w:rPr>
+          <w:b/>
+          <w:color w:val="1F3A5F"/>
+          <w:sz w:val="24"/>
+        </w:rPr>
+        <w:t>Q27. What is property-based testing?</w:t>
+      </w:r>
+      <w:r>
+        <w:rPr>
+          <w:color w:val="1F3A5F"/>
+          <w:sz w:val="24"/>
+        </w:rPr>
+      </w:r>
+    </w:p>
+    <w:p>
+      <w:r>
+        <w:rPr/>
+      </w:r>
+      <w:r>
+        <w:rPr>
+          <w:b/>
+        </w:rPr>
+        <w:t>Short answer:</w:t>
+      </w:r>
+      <w:r>
+        <w:rPr/>
+        <w:t xml:space="preserve"> Generating many random inputs to check that properties always hold (Hypothesis, fast-check).</w:t>
+      </w:r>
+    </w:p>
+    <w:p>
+      <w:r>
+        <w:rPr/>
+      </w:r>
+      <w:r>
+        <w:rPr>
+          <w:b/>
+        </w:rPr>
+        <w:t>Explanation:</w:t>
+      </w:r>
+      <w:r>
+        <w:rPr/>
+        <w:t xml:space="preserve"> Finds edge cases humans miss.</w:t>
+      </w:r>
+    </w:p>
+    <w:p>
+      <w:r>
+        <w:rPr/>
+      </w:r>
+      <w:r>
+        <w:rPr>
+          <w:b/>
+        </w:rPr>
+        <w:t>Example:</w:t>
+      </w:r>
+      <w:r>
+        <w:rPr/>
+        <w:t xml:space="preserve"> For any set of scores and weights, the weighted total stays between 0 and 100.</w:t>
+      </w:r>
+    </w:p>
+    <w:p>
+      <w:r>
+        <w:rPr/>
+      </w:r>
+      <w:r>
+        <w:rPr>
+          <w:b/>
+        </w:rPr>
+        <w:t>Say it like this:</w:t>
+      </w:r>
+      <w:r>
+        <w:rPr/>
+        <w:t xml:space="preserve"> "Instead of a few examples, I state a rule and let the tool try thousands of inputs to break it."</w:t>
+      </w:r>
+    </w:p>
+    <w:p>
+      <w:pPr>
+        <w:pBdr>
+          <w:bottom w:val="single" w:sz="6" w:space="1" w:color="BFC7D5"/>
+        </w:pBdr>
+      </w:pPr>
+    </w:p>
+    <w:p>
+      <w:pPr>
+        <w:pStyle w:val="Heading2"/>
+        <w:pBdr>
+          <w:bottom w:val="single" w:sz="6" w:space="1" w:color="BFC7D5"/>
+        </w:pBdr>
+      </w:pPr>
+      <w:r>
+        <w:rPr/>
+        <w:t>🔴 More Advanced</w:t>
+      </w:r>
+    </w:p>
+    <w:p>
+      <w:pPr>
+        <w:keepNext/>
+        <w:spacing w:before="200"/>
+      </w:pPr>
+      <w:r>
+        <w:rPr>
+          <w:color w:val="1F3A5F"/>
+          <w:sz w:val="24"/>
+        </w:rPr>
+      </w:r>
+      <w:r>
+        <w:rPr>
+          <w:b/>
+          <w:color w:val="1F3A5F"/>
+          <w:sz w:val="24"/>
+        </w:rPr>
+        <w:t>Q28. How do you test a system with many services end to end?</w:t>
+      </w:r>
+      <w:r>
+        <w:rPr>
+          <w:color w:val="1F3A5F"/>
+          <w:sz w:val="24"/>
+        </w:rPr>
+      </w:r>
+    </w:p>
+    <w:p>
+      <w:r>
+        <w:rPr/>
+      </w:r>
+      <w:r>
+        <w:rPr>
+          <w:b/>
+        </w:rPr>
+        <w:t>Short answer:</w:t>
+      </w:r>
+      <w:r>
+        <w:rPr/>
+        <w:t xml:space="preserve"> Contract tests between services, a small set of E2E tests in a production-like environment, and synthetic monitoring in production.</w:t>
+      </w:r>
+    </w:p>
+    <w:p>
+      <w:r>
+        <w:rPr/>
+      </w:r>
+      <w:r>
+        <w:rPr>
+          <w:b/>
+        </w:rPr>
+        <w:t>Explanation:</w:t>
+      </w:r>
+      <w:r>
+        <w:rPr/>
+        <w:t xml:space="preserve"> Full E2E suites across many services are slow and flaky.</w:t>
+      </w:r>
+    </w:p>
+    <w:p>
+      <w:r>
+        <w:rPr/>
+      </w:r>
+      <w:r>
+        <w:rPr>
+          <w:b/>
+        </w:rPr>
+        <w:t>Example:</w:t>
+      </w:r>
+      <w:r>
+        <w:rPr/>
+        <w:t xml:space="preserve"> Three critical journeys tested E2E nightly; everything else covered by contract tests.</w:t>
+      </w:r>
+    </w:p>
+    <w:p>
+      <w:r>
+        <w:rPr/>
+      </w:r>
+      <w:r>
+        <w:rPr>
+          <w:b/>
+        </w:rPr>
+        <w:t>Say it like this:</w:t>
+      </w:r>
+      <w:r>
+        <w:rPr/>
+        <w:t xml:space="preserve"> "Contracts catch most integration bugs cheaply; a few E2E journeys guard the critical paths."</w:t>
+      </w:r>
+    </w:p>
+    <w:p>
+      <w:pPr>
+        <w:pBdr>
+          <w:bottom w:val="single" w:sz="6" w:space="1" w:color="BFC7D5"/>
+        </w:pBdr>
+      </w:pPr>
+    </w:p>
+    <w:p>
+      <w:pPr>
+        <w:keepNext/>
+        <w:spacing w:before="200"/>
+      </w:pPr>
+      <w:r>
+        <w:rPr>
+          <w:color w:val="1F3A5F"/>
+          <w:sz w:val="24"/>
+        </w:rPr>
+      </w:r>
+      <w:r>
+        <w:rPr>
+          <w:b/>
+          <w:color w:val="1F3A5F"/>
+          <w:sz w:val="24"/>
+        </w:rPr>
+        <w:t>Q29. How do you test performance regressions in CI?</w:t>
+      </w:r>
+      <w:r>
+        <w:rPr>
+          <w:color w:val="1F3A5F"/>
+          <w:sz w:val="24"/>
+        </w:rPr>
+      </w:r>
+    </w:p>
+    <w:p>
+      <w:r>
+        <w:rPr/>
+      </w:r>
+      <w:r>
+        <w:rPr>
+          <w:b/>
+        </w:rPr>
+        <w:t>Short answer:</w:t>
+      </w:r>
+      <w:r>
+        <w:rPr/>
+        <w:t xml:space="preserve"> Benchmarks or short load tests on key endpoints with thresholds, compared against a baseline.</w:t>
+      </w:r>
+    </w:p>
+    <w:p>
+      <w:r>
+        <w:rPr/>
+      </w:r>
+      <w:r>
+        <w:rPr>
+          <w:b/>
+        </w:rPr>
+        <w:t>Explanation:</w:t>
+      </w:r>
+      <w:r>
+        <w:rPr/>
+        <w:t xml:space="preserve"> Run in a stable environment to reduce noise.</w:t>
+      </w:r>
+    </w:p>
+    <w:p>
+      <w:r>
+        <w:rPr/>
+      </w:r>
+      <w:r>
+        <w:rPr>
+          <w:b/>
+        </w:rPr>
+        <w:t>Example:</w:t>
+      </w:r>
+      <w:r>
+        <w:rPr/>
+        <w:t xml:space="preserve"> k6 thresholds: p95 &lt; 300 ms on </w:t>
+      </w:r>
+      <w:r>
+        <w:rPr>
+          <w:rFonts w:ascii="Courier New" w:hAnsi="Courier New"/>
+          <w:color w:val="B42318"/>
+          <w:sz w:val="20"/>
+        </w:rPr>
+        <w:t>/api/calls</w:t>
+      </w:r>
+      <w:r>
+        <w:rPr/>
+        <w:t xml:space="preserve"> or the job fails.</w:t>
+      </w:r>
+    </w:p>
+    <w:p>
+      <w:r>
+        <w:rPr/>
+      </w:r>
+      <w:r>
+        <w:rPr>
+          <w:b/>
+        </w:rPr>
+        <w:t>Say it like this:</w:t>
+      </w:r>
+      <w:r>
+        <w:rPr/>
+        <w:t xml:space="preserve"> "Performance is tested like behaviour: a threshold that fails the build when crossed."</w:t>
+      </w:r>
+    </w:p>
+    <w:p>
+      <w:pPr>
+        <w:pBdr>
+          <w:bottom w:val="single" w:sz="6" w:space="1" w:color="BFC7D5"/>
+        </w:pBdr>
+      </w:pPr>
+    </w:p>
+    <w:p>
+      <w:pPr>
+        <w:keepNext/>
+        <w:spacing w:before="200"/>
+      </w:pPr>
+      <w:r>
+        <w:rPr>
+          <w:color w:val="1F3A5F"/>
+          <w:sz w:val="24"/>
+        </w:rPr>
+      </w:r>
+      <w:r>
+        <w:rPr>
+          <w:b/>
+          <w:color w:val="1F3A5F"/>
+          <w:sz w:val="24"/>
+        </w:rPr>
+        <w:t>Q30. How do you test infrastructure and deployments?</w:t>
+      </w:r>
+      <w:r>
+        <w:rPr>
+          <w:color w:val="1F3A5F"/>
+          <w:sz w:val="24"/>
+        </w:rPr>
+      </w:r>
+    </w:p>
+    <w:p>
+      <w:r>
+        <w:rPr/>
+      </w:r>
+      <w:r>
+        <w:rPr>
+          <w:b/>
+        </w:rPr>
+        <w:t>Short answer:</w:t>
+      </w:r>
+      <w:r>
+        <w:rPr/>
+        <w:t xml:space="preserve"> Validate infrastructure as code (plan reviews, policy checks), smoke tests after deploy, and canary metrics with automatic rollback.</w:t>
+      </w:r>
+    </w:p>
+    <w:p>
+      <w:r>
+        <w:rPr/>
+      </w:r>
+      <w:r>
+        <w:rPr>
+          <w:b/>
+        </w:rPr>
+        <w:t>Explanation:</w:t>
+      </w:r>
+      <w:r>
+        <w:rPr/>
+        <w:t xml:space="preserve"> Deploy-time checks catch configuration bugs tests can't.</w:t>
+      </w:r>
+    </w:p>
+    <w:p>
+      <w:r>
+        <w:rPr/>
+      </w:r>
+      <w:r>
+        <w:rPr>
+          <w:b/>
+        </w:rPr>
+        <w:t>Example:</w:t>
+      </w:r>
+      <w:r>
+        <w:rPr/>
+        <w:t xml:space="preserve"> After deploy, a smoke test creates and deletes a test scorecard in a test tenant.</w:t>
+      </w:r>
+    </w:p>
+    <w:p>
+      <w:r>
+        <w:rPr/>
+      </w:r>
+      <w:r>
+        <w:rPr>
+          <w:b/>
+        </w:rPr>
+        <w:t>Say it like this:</w:t>
+      </w:r>
+      <w:r>
+        <w:rPr/>
+        <w:t xml:space="preserve"> "Infrastructure is validated before applying, and every deploy runs a smoke test before taking full traffic."</w:t>
+      </w:r>
+    </w:p>
+    <w:p>
+      <w:pPr>
+        <w:pBdr>
+          <w:bottom w:val="single" w:sz="6" w:space="1" w:color="BFC7D5"/>
+        </w:pBdr>
+      </w:pPr>
+    </w:p>
+    <w:p>
+      <w:pPr>
+        <w:pStyle w:val="Heading2"/>
+        <w:pBdr>
+          <w:bottom w:val="single" w:sz="6" w:space="1" w:color="BFC7D5"/>
+        </w:pBdr>
+      </w:pPr>
+      <w:r>
+        <w:rPr/>
+        <w:t>🧩 More Scenarios</w:t>
+      </w:r>
+    </w:p>
+    <w:p>
+      <w:pPr>
+        <w:keepNext/>
+        <w:spacing w:before="200"/>
+      </w:pPr>
+      <w:r>
+        <w:rPr>
+          <w:color w:val="1F3A5F"/>
+          <w:sz w:val="24"/>
+        </w:rPr>
+      </w:r>
+      <w:r>
+        <w:rPr>
+          <w:b/>
+          <w:color w:val="1F3A5F"/>
+          <w:sz w:val="24"/>
+        </w:rPr>
+        <w:t>Q31. A test passes locally but fails in CI. How do you debug it?</w:t>
+      </w:r>
+      <w:r>
+        <w:rPr>
+          <w:color w:val="1F3A5F"/>
+          <w:sz w:val="24"/>
+        </w:rPr>
+      </w:r>
+    </w:p>
+    <w:p>
+      <w:r>
+        <w:rPr/>
+      </w:r>
+      <w:r>
+        <w:rPr>
+          <w:b/>
+        </w:rPr>
+        <w:t>Short answer:</w:t>
+      </w:r>
+      <w:r>
+        <w:rPr/>
+        <w:t xml:space="preserve"> Look for environment differences: time zone, locale, missing env vars, test order, parallelism, database state, or network access.</w:t>
+      </w:r>
+    </w:p>
+    <w:p>
+      <w:r>
+        <w:rPr/>
+      </w:r>
+      <w:r>
+        <w:rPr>
+          <w:b/>
+        </w:rPr>
+        <w:t>Explanation:</w:t>
+      </w:r>
+      <w:r>
+        <w:rPr/>
+        <w:t xml:space="preserve"> Reproduce with the CI container locally.</w:t>
+      </w:r>
+    </w:p>
+    <w:p>
+      <w:r>
+        <w:rPr/>
+      </w:r>
+      <w:r>
+        <w:rPr>
+          <w:b/>
+        </w:rPr>
+        <w:t>Example:</w:t>
+      </w:r>
+      <w:r>
+        <w:rPr/>
+        <w:t xml:space="preserve"> CI runs in UTC; the test assumed IST.</w:t>
+      </w:r>
+    </w:p>
+    <w:p>
+      <w:r>
+        <w:rPr/>
+      </w:r>
+      <w:r>
+        <w:rPr>
+          <w:b/>
+        </w:rPr>
+        <w:t>Say it like this:</w:t>
+      </w:r>
+      <w:r>
+        <w:rPr/>
+        <w:t xml:space="preserve"> "Local-only passes usually mean a hidden environment assumption like time zone or test order."</w:t>
+      </w:r>
+    </w:p>
+    <w:p>
+      <w:pPr>
+        <w:pBdr>
+          <w:bottom w:val="single" w:sz="6" w:space="1" w:color="BFC7D5"/>
+        </w:pBdr>
+      </w:pPr>
+    </w:p>
+    <w:p>
+      <w:pPr>
+        <w:keepNext/>
+        <w:spacing w:before="200"/>
+      </w:pPr>
+      <w:r>
+        <w:rPr>
+          <w:color w:val="1F3A5F"/>
+          <w:sz w:val="24"/>
+        </w:rPr>
+      </w:r>
+      <w:r>
+        <w:rPr>
+          <w:b/>
+          <w:color w:val="1F3A5F"/>
+          <w:sz w:val="24"/>
+        </w:rPr>
+        <w:t>Q32. Mocks made a test pass while production broke. How do you prevent it?</w:t>
+      </w:r>
+      <w:r>
+        <w:rPr>
+          <w:color w:val="1F3A5F"/>
+          <w:sz w:val="24"/>
+        </w:rPr>
+      </w:r>
+    </w:p>
+    <w:p>
+      <w:r>
+        <w:rPr/>
+      </w:r>
+      <w:r>
+        <w:rPr>
+          <w:b/>
+        </w:rPr>
+        <w:t>Short answer:</w:t>
+      </w:r>
+      <w:r>
+        <w:rPr/>
+        <w:t xml:space="preserve"> Replace mocks of internal components with real ones, verify mocks against contracts, and add integration tests for that path.</w:t>
+      </w:r>
+    </w:p>
+    <w:p>
+      <w:r>
+        <w:rPr/>
+      </w:r>
+      <w:r>
+        <w:rPr>
+          <w:b/>
+        </w:rPr>
+        <w:t>Explanation:</w:t>
+      </w:r>
+      <w:r>
+        <w:rPr/>
+        <w:t xml:space="preserve"> Mocks drift from reality.</w:t>
+      </w:r>
+    </w:p>
+    <w:p>
+      <w:r>
+        <w:rPr/>
+      </w:r>
+      <w:r>
+        <w:rPr>
+          <w:b/>
+        </w:rPr>
+        <w:t>Example:</w:t>
+      </w:r>
+      <w:r>
+        <w:rPr/>
+        <w:t xml:space="preserve"> A mocked repository returned data the real query couldn't.</w:t>
+      </w:r>
+    </w:p>
+    <w:p>
+      <w:r>
+        <w:rPr/>
+      </w:r>
+      <w:r>
+        <w:rPr>
+          <w:b/>
+        </w:rPr>
+        <w:t>Say it like this:</w:t>
+      </w:r>
+      <w:r>
+        <w:rPr/>
+        <w:t xml:space="preserve"> "When a mock lies, I replace it with the real thing or a contract-checked fake."</w:t>
+      </w:r>
+    </w:p>
+    <w:p>
+      <w:pPr>
+        <w:pBdr>
+          <w:bottom w:val="single" w:sz="6" w:space="1" w:color="BFC7D5"/>
+        </w:pBdr>
+      </w:pPr>
+    </w:p>
+    <w:p>
+      <w:pPr>
+        <w:pStyle w:val="Heading2"/>
+        <w:pBdr>
+          <w:bottom w:val="single" w:sz="6" w:space="1" w:color="BFC7D5"/>
+        </w:pBdr>
+      </w:pPr>
+      <w:r>
+        <w:rPr/>
+        <w:t>🎯 From Your Resume</w:t>
+      </w:r>
+    </w:p>
+    <w:p>
+      <w:pPr>
+        <w:keepNext/>
+        <w:spacing w:before="200"/>
+      </w:pPr>
+      <w:r>
+        <w:rPr>
+          <w:color w:val="1F3A5F"/>
+          <w:sz w:val="24"/>
+        </w:rPr>
+      </w:r>
+      <w:r>
+        <w:rPr>
+          <w:b/>
+          <w:color w:val="1F3A5F"/>
+          <w:sz w:val="24"/>
+        </w:rPr>
+        <w:t>Q33. "What backend testing standards did you introduce?"</w:t>
       </w:r>
       <w:r>
         <w:rPr>
